--- a/blueboot_agency_power_agent/docs/BlueBoot_Pipeline_Reference.docx
+++ b/blueboot_agency_power_agent/docs/BlueBoot_Pipeline_Reference.docx
@@ -23317,6 +23317,1314 @@
                 <w:szCs w:val="20"/>
               </w:rPr>
               <w:t xml:space="preserve">Parallel OpenAI batch calls</w:t>
+            </w:r>
+          </w:p>
+        </w:tc>
+      </w:tr>
+    </w:tbl>
+    <w:p>
+      <w:r>
+        <w:br w:type="page"/>
+      </w:r>
+    </w:p>
+    <w:p>
+      <w:pPr>
+        <w:pStyle w:val="Heading1"/>
+      </w:pPr>
+      <w:r>
+        <w:t>Section 6 — CRM Pipeline</w:t>
+      </w:r>
+    </w:p>
+    <w:p>
+      <w:r>
+        <w:t>The CRM module manages the outreach workflow from contact selection to Leads Database sync. See crm/README.md for full reference.</w:t>
+      </w:r>
+    </w:p>
+    <w:p>
+      <w:pPr>
+        <w:pStyle w:val="Heading2"/>
+      </w:pPr>
+      <w:r>
+        <w:t>Pipeline Flow</w:t>
+      </w:r>
+    </w:p>
+    <w:p>
+      <w:r>
+        <w:rPr>
+          <w:rFonts w:ascii="Courier New" w:hAnsi="Courier New"/>
+          <w:sz w:val="18"/>
+        </w:rPr>
+        <w:t>Leads Database (email_contacts)</w:t>
+        <w:br/>
+        <w:t xml:space="preserve">     |  contact_sync.py  -&gt;  Contact Sheet</w:t>
+        <w:br/>
+        <w:t xml:space="preserve">     v</w:t>
+        <w:br/>
+        <w:t>Contact Sheet  -&gt;  review, fill Select column</w:t>
+        <w:br/>
+        <w:t xml:space="preserve">     |  push_and_sync.py</w:t>
+        <w:br/>
+        <w:t xml:space="preserve">     v</w:t>
+        <w:br/>
+        <w:t>CRM Template Sheet  -&gt;  fill Status + Selger</w:t>
+        <w:br/>
+        <w:t xml:space="preserve">     |  template_sync.py</w:t>
+        <w:br/>
+        <w:t xml:space="preserve">     v</w:t>
+        <w:br/>
+        <w:t>site_leads.crm_status / crm_sales_person / crm_date</w:t>
+      </w:r>
+    </w:p>
+    <w:p>
+      <w:pPr>
+        <w:pStyle w:val="Heading2"/>
+      </w:pPr>
+      <w:r>
+        <w:t>CLI Scripts</w:t>
+      </w:r>
+    </w:p>
+    <w:tbl>
+      <w:tblPr>
+        <w:tblW w:type="auto" w:w="0"/>
+        <w:tblLook w:firstColumn="1" w:firstRow="1" w:lastColumn="0" w:lastRow="0" w:noHBand="0" w:noVBand="1" w:val="04A0"/>
+        <w:tblBorders>
+          <w:top w:val="single" w:sz="4" w:color="999999"/>
+          <w:left w:val="single" w:sz="4" w:color="999999"/>
+          <w:bottom w:val="single" w:sz="4" w:color="999999"/>
+          <w:right w:val="single" w:sz="4" w:color="999999"/>
+          <w:insideH w:val="single" w:sz="4" w:color="999999"/>
+          <w:insideV w:val="single" w:sz="4" w:color="999999"/>
+        </w:tblBorders>
+      </w:tblPr>
+      <w:tblGrid>
+        <w:gridCol w:w="3009"/>
+        <w:gridCol w:w="3009"/>
+        <w:gridCol w:w="3009"/>
+      </w:tblGrid>
+      <w:tr>
+        <w:tc>
+          <w:tcPr>
+            <w:tcW w:type="dxa" w:w="3009"/>
+          </w:tcPr>
+          <w:p>
+            <w:r>
+              <w:rPr>
+                <w:b/>
+              </w:rPr>
+              <w:t>Script</w:t>
+            </w:r>
+          </w:p>
+        </w:tc>
+        <w:tc>
+          <w:tcPr>
+            <w:tcW w:type="dxa" w:w="3009"/>
+          </w:tcPr>
+          <w:p>
+            <w:r>
+              <w:rPr>
+                <w:b/>
+              </w:rPr>
+              <w:t>Description</w:t>
+            </w:r>
+          </w:p>
+        </w:tc>
+        <w:tc>
+          <w:tcPr>
+            <w:tcW w:type="dxa" w:w="3009"/>
+          </w:tcPr>
+          <w:p>
+            <w:r>
+              <w:rPr>
+                <w:b/>
+              </w:rPr>
+              <w:t>Key flags</w:t>
+            </w:r>
+          </w:p>
+        </w:tc>
+      </w:tr>
+      <w:tr>
+        <w:tc>
+          <w:tcPr>
+            <w:tcW w:type="dxa" w:w="3009"/>
+          </w:tcPr>
+          <w:p>
+            <w:r>
+              <w:t>contact_sync.py</w:t>
+            </w:r>
+          </w:p>
+        </w:tc>
+        <w:tc>
+          <w:tcPr>
+            <w:tcW w:type="dxa" w:w="3009"/>
+          </w:tcPr>
+          <w:p>
+            <w:r>
+              <w:t>Import contacts from email_contacts to Contact Sheet</w:t>
+            </w:r>
+          </w:p>
+        </w:tc>
+        <w:tc>
+          <w:tcPr>
+            <w:tcW w:type="dxa" w:w="3009"/>
+          </w:tcPr>
+          <w:p>
+            <w:r>
+              <w:t>--countries NO --min-pages 500 --max 500</w:t>
+            </w:r>
+          </w:p>
+        </w:tc>
+      </w:tr>
+      <w:tr>
+        <w:tc>
+          <w:tcPr>
+            <w:tcW w:type="dxa" w:w="3009"/>
+          </w:tcPr>
+          <w:p>
+            <w:r>
+              <w:t>push_and_sync.py</w:t>
+            </w:r>
+          </w:p>
+        </w:tc>
+        <w:tc>
+          <w:tcPr>
+            <w:tcW w:type="dxa" w:w="3009"/>
+          </w:tcPr>
+          <w:p>
+            <w:r>
+              <w:t>Push selected contacts to CRM Template + sync to Leads Database</w:t>
+            </w:r>
+          </w:p>
+        </w:tc>
+        <w:tc>
+          <w:tcPr>
+            <w:tcW w:type="dxa" w:w="3009"/>
+          </w:tcPr>
+          <w:p>
+            <w:r>
+              <w:t>--dry-run</w:t>
+            </w:r>
+          </w:p>
+        </w:tc>
+      </w:tr>
+      <w:tr>
+        <w:tc>
+          <w:tcPr>
+            <w:tcW w:type="dxa" w:w="3009"/>
+          </w:tcPr>
+          <w:p>
+            <w:r>
+              <w:t>template_sync.py</w:t>
+            </w:r>
+          </w:p>
+        </w:tc>
+        <w:tc>
+          <w:tcPr>
+            <w:tcW w:type="dxa" w:w="3009"/>
+          </w:tcPr>
+          <w:p>
+            <w:r>
+              <w:t>Sync CRM Template to Leads Database + update site_leads CRM fields</w:t>
+            </w:r>
+          </w:p>
+        </w:tc>
+        <w:tc>
+          <w:tcPr>
+            <w:tcW w:type="dxa" w:w="3009"/>
+          </w:tcPr>
+          <w:p>
+            <w:r>
+              <w:t>--tab Outreach</w:t>
+            </w:r>
+          </w:p>
+        </w:tc>
+      </w:tr>
+    </w:tbl>
+    <w:p/>
+    <w:p>
+      <w:pPr>
+        <w:pStyle w:val="Heading2"/>
+      </w:pPr>
+      <w:r>
+        <w:t>Filter Parameters — contact_sync.py</w:t>
+      </w:r>
+    </w:p>
+    <w:tbl>
+      <w:tblPr>
+        <w:tblW w:type="auto" w:w="0"/>
+        <w:tblLook w:firstColumn="1" w:firstRow="1" w:lastColumn="0" w:lastRow="0" w:noHBand="0" w:noVBand="1" w:val="04A0"/>
+        <w:tblBorders>
+          <w:top w:val="single" w:sz="4" w:color="999999"/>
+          <w:left w:val="single" w:sz="4" w:color="999999"/>
+          <w:bottom w:val="single" w:sz="4" w:color="999999"/>
+          <w:right w:val="single" w:sz="4" w:color="999999"/>
+          <w:insideH w:val="single" w:sz="4" w:color="999999"/>
+          <w:insideV w:val="single" w:sz="4" w:color="999999"/>
+        </w:tblBorders>
+      </w:tblPr>
+      <w:tblGrid>
+        <w:gridCol w:w="3009"/>
+        <w:gridCol w:w="3009"/>
+        <w:gridCol w:w="3009"/>
+      </w:tblGrid>
+      <w:tr>
+        <w:tc>
+          <w:tcPr>
+            <w:tcW w:type="dxa" w:w="3009"/>
+          </w:tcPr>
+          <w:p>
+            <w:r>
+              <w:rPr>
+                <w:b/>
+              </w:rPr>
+              <w:t>Parameter</w:t>
+            </w:r>
+          </w:p>
+        </w:tc>
+        <w:tc>
+          <w:tcPr>
+            <w:tcW w:type="dxa" w:w="3009"/>
+          </w:tcPr>
+          <w:p>
+            <w:r>
+              <w:rPr>
+                <w:b/>
+              </w:rPr>
+              <w:t>Default</w:t>
+            </w:r>
+          </w:p>
+        </w:tc>
+        <w:tc>
+          <w:tcPr>
+            <w:tcW w:type="dxa" w:w="3009"/>
+          </w:tcPr>
+          <w:p>
+            <w:r>
+              <w:rPr>
+                <w:b/>
+              </w:rPr>
+              <w:t>Description</w:t>
+            </w:r>
+          </w:p>
+        </w:tc>
+      </w:tr>
+      <w:tr>
+        <w:tc>
+          <w:tcPr>
+            <w:tcW w:type="dxa" w:w="3009"/>
+          </w:tcPr>
+          <w:p>
+            <w:r>
+              <w:t>--countries</w:t>
+            </w:r>
+          </w:p>
+        </w:tc>
+        <w:tc>
+          <w:tcPr>
+            <w:tcW w:type="dxa" w:w="3009"/>
+          </w:tcPr>
+          <w:p>
+            <w:r>
+              <w:t>all</w:t>
+            </w:r>
+          </w:p>
+        </w:tc>
+        <w:tc>
+          <w:tcPr>
+            <w:tcW w:type="dxa" w:w="3009"/>
+          </w:tcPr>
+          <w:p>
+            <w:r>
+              <w:t>Country code: NO, SE, DK, FI</w:t>
+            </w:r>
+          </w:p>
+        </w:tc>
+      </w:tr>
+      <w:tr>
+        <w:tc>
+          <w:tcPr>
+            <w:tcW w:type="dxa" w:w="3009"/>
+          </w:tcPr>
+          <w:p>
+            <w:r>
+              <w:t>--max</w:t>
+            </w:r>
+          </w:p>
+        </w:tc>
+        <w:tc>
+          <w:tcPr>
+            <w:tcW w:type="dxa" w:w="3009"/>
+          </w:tcPr>
+          <w:p>
+            <w:r>
+              <w:t>—</w:t>
+            </w:r>
+          </w:p>
+        </w:tc>
+        <w:tc>
+          <w:tcPr>
+            <w:tcW w:type="dxa" w:w="3009"/>
+          </w:tcPr>
+          <w:p>
+            <w:r>
+              <w:t>Cap number of rows imported</w:t>
+            </w:r>
+          </w:p>
+        </w:tc>
+      </w:tr>
+      <w:tr>
+        <w:tc>
+          <w:tcPr>
+            <w:tcW w:type="dxa" w:w="3009"/>
+          </w:tcPr>
+          <w:p>
+            <w:r>
+              <w:t>--min-pages</w:t>
+            </w:r>
+          </w:p>
+        </w:tc>
+        <w:tc>
+          <w:tcPr>
+            <w:tcW w:type="dxa" w:w="3009"/>
+          </w:tcPr>
+          <w:p>
+            <w:r>
+              <w:t>—</w:t>
+            </w:r>
+          </w:p>
+        </w:tc>
+        <w:tc>
+          <w:tcPr>
+            <w:tcW w:type="dxa" w:w="3009"/>
+          </w:tcPr>
+          <w:p>
+            <w:r>
+              <w:t>Min site page count (filters by site size)</w:t>
+            </w:r>
+          </w:p>
+        </w:tc>
+      </w:tr>
+      <w:tr>
+        <w:tc>
+          <w:tcPr>
+            <w:tcW w:type="dxa" w:w="3009"/>
+          </w:tcPr>
+          <w:p>
+            <w:r>
+              <w:t>--max-pages</w:t>
+            </w:r>
+          </w:p>
+        </w:tc>
+        <w:tc>
+          <w:tcPr>
+            <w:tcW w:type="dxa" w:w="3009"/>
+          </w:tcPr>
+          <w:p>
+            <w:r>
+              <w:t>—</w:t>
+            </w:r>
+          </w:p>
+        </w:tc>
+        <w:tc>
+          <w:tcPr>
+            <w:tcW w:type="dxa" w:w="3009"/>
+          </w:tcPr>
+          <w:p>
+            <w:r>
+              <w:t>Max site page count</w:t>
+            </w:r>
+          </w:p>
+        </w:tc>
+      </w:tr>
+      <w:tr>
+        <w:tc>
+          <w:tcPr>
+            <w:tcW w:type="dxa" w:w="3009"/>
+          </w:tcPr>
+          <w:p>
+            <w:r>
+              <w:t>--status</w:t>
+            </w:r>
+          </w:p>
+        </w:tc>
+        <w:tc>
+          <w:tcPr>
+            <w:tcW w:type="dxa" w:w="3009"/>
+          </w:tcPr>
+          <w:p>
+            <w:r>
+              <w:t>—</w:t>
+            </w:r>
+          </w:p>
+        </w:tc>
+        <w:tc>
+          <w:tcPr>
+            <w:tcW w:type="dxa" w:w="3009"/>
+          </w:tcPr>
+          <w:p>
+            <w:r>
+              <w:t>Filter by contact status (pending/approved/sent)</w:t>
+            </w:r>
+          </w:p>
+        </w:tc>
+      </w:tr>
+      <w:tr>
+        <w:tc>
+          <w:tcPr>
+            <w:tcW w:type="dxa" w:w="3009"/>
+          </w:tcPr>
+          <w:p>
+            <w:r>
+              <w:t>--campaign</w:t>
+            </w:r>
+          </w:p>
+        </w:tc>
+        <w:tc>
+          <w:tcPr>
+            <w:tcW w:type="dxa" w:w="3009"/>
+          </w:tcPr>
+          <w:p>
+            <w:r>
+              <w:t>—</w:t>
+            </w:r>
+          </w:p>
+        </w:tc>
+        <w:tc>
+          <w:tcPr>
+            <w:tcW w:type="dxa" w:w="3009"/>
+          </w:tcPr>
+          <w:p>
+            <w:r>
+              <w:t>Filter by campaign tag</w:t>
+            </w:r>
+          </w:p>
+        </w:tc>
+      </w:tr>
+      <w:tr>
+        <w:tc>
+          <w:tcPr>
+            <w:tcW w:type="dxa" w:w="3009"/>
+          </w:tcPr>
+          <w:p>
+            <w:r>
+              <w:t>--sync-back</w:t>
+            </w:r>
+          </w:p>
+        </w:tc>
+        <w:tc>
+          <w:tcPr>
+            <w:tcW w:type="dxa" w:w="3009"/>
+          </w:tcPr>
+          <w:p>
+            <w:r>
+              <w:t>off</w:t>
+            </w:r>
+          </w:p>
+        </w:tc>
+        <w:tc>
+          <w:tcPr>
+            <w:tcW w:type="dxa" w:w="3009"/>
+          </w:tcPr>
+          <w:p>
+            <w:r>
+              <w:t>Re-fetch Firestore data and merge with sheet overrides</w:t>
+            </w:r>
+          </w:p>
+        </w:tc>
+      </w:tr>
+    </w:tbl>
+    <w:p/>
+    <w:p>
+      <w:pPr>
+        <w:pStyle w:val="Heading2"/>
+      </w:pPr>
+      <w:r>
+        <w:t>Page Count Size Guide</w:t>
+      </w:r>
+    </w:p>
+    <w:tbl>
+      <w:tblPr>
+        <w:tblW w:type="auto" w:w="0"/>
+        <w:tblLook w:firstColumn="1" w:firstRow="1" w:lastColumn="0" w:lastRow="0" w:noHBand="0" w:noVBand="1" w:val="04A0"/>
+        <w:tblBorders>
+          <w:top w:val="single" w:sz="4" w:color="999999"/>
+          <w:left w:val="single" w:sz="4" w:color="999999"/>
+          <w:bottom w:val="single" w:sz="4" w:color="999999"/>
+          <w:right w:val="single" w:sz="4" w:color="999999"/>
+          <w:insideH w:val="single" w:sz="4" w:color="999999"/>
+          <w:insideV w:val="single" w:sz="4" w:color="999999"/>
+        </w:tblBorders>
+      </w:tblPr>
+      <w:tblGrid>
+        <w:gridCol w:w="4513"/>
+        <w:gridCol w:w="4513"/>
+      </w:tblGrid>
+      <w:tr>
+        <w:tc>
+          <w:tcPr>
+            <w:tcW w:type="dxa" w:w="4513"/>
+          </w:tcPr>
+          <w:p>
+            <w:r>
+              <w:rPr>
+                <w:b/>
+              </w:rPr>
+              <w:t>page_count</w:t>
+            </w:r>
+          </w:p>
+        </w:tc>
+        <w:tc>
+          <w:tcPr>
+            <w:tcW w:type="dxa" w:w="4513"/>
+          </w:tcPr>
+          <w:p>
+            <w:r>
+              <w:rPr>
+                <w:b/>
+              </w:rPr>
+              <w:t>Size Label</w:t>
+            </w:r>
+          </w:p>
+        </w:tc>
+      </w:tr>
+      <w:tr>
+        <w:tc>
+          <w:tcPr>
+            <w:tcW w:type="dxa" w:w="4513"/>
+          </w:tcPr>
+          <w:p>
+            <w:r>
+              <w:t>&lt; 500</w:t>
+            </w:r>
+          </w:p>
+        </w:tc>
+        <w:tc>
+          <w:tcPr>
+            <w:tcW w:type="dxa" w:w="4513"/>
+          </w:tcPr>
+          <w:p>
+            <w:r>
+              <w:t>Liten</w:t>
+            </w:r>
+          </w:p>
+        </w:tc>
+      </w:tr>
+      <w:tr>
+        <w:tc>
+          <w:tcPr>
+            <w:tcW w:type="dxa" w:w="4513"/>
+          </w:tcPr>
+          <w:p>
+            <w:r>
+              <w:t>500 – 1 999</w:t>
+            </w:r>
+          </w:p>
+        </w:tc>
+        <w:tc>
+          <w:tcPr>
+            <w:tcW w:type="dxa" w:w="4513"/>
+          </w:tcPr>
+          <w:p>
+            <w:r>
+              <w:t>Mellomstor</w:t>
+            </w:r>
+          </w:p>
+        </w:tc>
+      </w:tr>
+      <w:tr>
+        <w:tc>
+          <w:tcPr>
+            <w:tcW w:type="dxa" w:w="4513"/>
+          </w:tcPr>
+          <w:p>
+            <w:r>
+              <w:t>2 000 – 4 999</w:t>
+            </w:r>
+          </w:p>
+        </w:tc>
+        <w:tc>
+          <w:tcPr>
+            <w:tcW w:type="dxa" w:w="4513"/>
+          </w:tcPr>
+          <w:p>
+            <w:r>
+              <w:t>Stor</w:t>
+            </w:r>
+          </w:p>
+        </w:tc>
+      </w:tr>
+      <w:tr>
+        <w:tc>
+          <w:tcPr>
+            <w:tcW w:type="dxa" w:w="4513"/>
+          </w:tcPr>
+          <w:p>
+            <w:r>
+              <w:t>5 000 – 24 999</w:t>
+            </w:r>
+          </w:p>
+        </w:tc>
+        <w:tc>
+          <w:tcPr>
+            <w:tcW w:type="dxa" w:w="4513"/>
+          </w:tcPr>
+          <w:p>
+            <w:r>
+              <w:t>Enterprise</w:t>
+            </w:r>
+          </w:p>
+        </w:tc>
+      </w:tr>
+      <w:tr>
+        <w:tc>
+          <w:tcPr>
+            <w:tcW w:type="dxa" w:w="4513"/>
+          </w:tcPr>
+          <w:p>
+            <w:r>
+              <w:t>&gt;= 25 000</w:t>
+            </w:r>
+          </w:p>
+        </w:tc>
+        <w:tc>
+          <w:tcPr>
+            <w:tcW w:type="dxa" w:w="4513"/>
+          </w:tcPr>
+          <w:p>
+            <w:r>
+              <w:t>Ultra Enterprise</w:t>
+            </w:r>
+          </w:p>
+        </w:tc>
+      </w:tr>
+    </w:tbl>
+    <w:p/>
+    <w:p>
+      <w:pPr>
+        <w:pStyle w:val="Heading2"/>
+      </w:pPr>
+      <w:r>
+        <w:t>Firestore Collections Written</w:t>
+      </w:r>
+    </w:p>
+    <w:tbl>
+      <w:tblPr>
+        <w:tblW w:type="auto" w:w="0"/>
+        <w:tblLook w:firstColumn="1" w:firstRow="1" w:lastColumn="0" w:lastRow="0" w:noHBand="0" w:noVBand="1" w:val="04A0"/>
+        <w:tblBorders>
+          <w:top w:val="single" w:sz="4" w:color="999999"/>
+          <w:left w:val="single" w:sz="4" w:color="999999"/>
+          <w:bottom w:val="single" w:sz="4" w:color="999999"/>
+          <w:right w:val="single" w:sz="4" w:color="999999"/>
+          <w:insideH w:val="single" w:sz="4" w:color="999999"/>
+          <w:insideV w:val="single" w:sz="4" w:color="999999"/>
+        </w:tblBorders>
+      </w:tblPr>
+      <w:tblGrid>
+        <w:gridCol w:w="3009"/>
+        <w:gridCol w:w="3009"/>
+        <w:gridCol w:w="3009"/>
+      </w:tblGrid>
+      <w:tr>
+        <w:tc>
+          <w:tcPr>
+            <w:tcW w:type="dxa" w:w="3009"/>
+          </w:tcPr>
+          <w:p>
+            <w:r>
+              <w:rPr>
+                <w:b/>
+              </w:rPr>
+              <w:t>Collection</w:t>
+            </w:r>
+          </w:p>
+        </w:tc>
+        <w:tc>
+          <w:tcPr>
+            <w:tcW w:type="dxa" w:w="3009"/>
+          </w:tcPr>
+          <w:p>
+            <w:r>
+              <w:rPr>
+                <w:b/>
+              </w:rPr>
+              <w:t>Written by</w:t>
+            </w:r>
+          </w:p>
+        </w:tc>
+        <w:tc>
+          <w:tcPr>
+            <w:tcW w:type="dxa" w:w="3009"/>
+          </w:tcPr>
+          <w:p>
+            <w:r>
+              <w:rPr>
+                <w:b/>
+              </w:rPr>
+              <w:t>Description</w:t>
+            </w:r>
+          </w:p>
+        </w:tc>
+      </w:tr>
+      <w:tr>
+        <w:tc>
+          <w:tcPr>
+            <w:tcW w:type="dxa" w:w="3009"/>
+          </w:tcPr>
+          <w:p>
+            <w:r>
+              <w:t>crm/contact_select/items</w:t>
+            </w:r>
+          </w:p>
+        </w:tc>
+        <w:tc>
+          <w:tcPr>
+            <w:tcW w:type="dxa" w:w="3009"/>
+          </w:tcPr>
+          <w:p>
+            <w:r>
+              <w:t>contact_sync.py</w:t>
+            </w:r>
+          </w:p>
+        </w:tc>
+        <w:tc>
+          <w:tcPr>
+            <w:tcW w:type="dxa" w:w="3009"/>
+          </w:tcPr>
+          <w:p>
+            <w:r>
+              <w:t>Copy of imported contacts</w:t>
+            </w:r>
+          </w:p>
+        </w:tc>
+      </w:tr>
+      <w:tr>
+        <w:tc>
+          <w:tcPr>
+            <w:tcW w:type="dxa" w:w="3009"/>
+          </w:tcPr>
+          <w:p>
+            <w:r>
+              <w:t>crm/crm_template/items</w:t>
+            </w:r>
+          </w:p>
+        </w:tc>
+        <w:tc>
+          <w:tcPr>
+            <w:tcW w:type="dxa" w:w="3009"/>
+          </w:tcPr>
+          <w:p>
+            <w:r>
+              <w:t>push_and_sync.py, template_sync.py</w:t>
+            </w:r>
+          </w:p>
+        </w:tc>
+        <w:tc>
+          <w:tcPr>
+            <w:tcW w:type="dxa" w:w="3009"/>
+          </w:tcPr>
+          <w:p>
+            <w:r>
+              <w:t>One doc per site in CRM Template</w:t>
+            </w:r>
+          </w:p>
+        </w:tc>
+      </w:tr>
+      <w:tr>
+        <w:tc>
+          <w:tcPr>
+            <w:tcW w:type="dxa" w:w="3009"/>
+          </w:tcPr>
+          <w:p>
+            <w:r>
+              <w:t>crm_jobs/{job_id}</w:t>
+            </w:r>
+          </w:p>
+        </w:tc>
+        <w:tc>
+          <w:tcPr>
+            <w:tcW w:type="dxa" w:w="3009"/>
+          </w:tcPr>
+          <w:p>
+            <w:r>
+              <w:t>API only</w:t>
+            </w:r>
+          </w:p>
+        </w:tc>
+        <w:tc>
+          <w:tcPr>
+            <w:tcW w:type="dxa" w:w="3009"/>
+          </w:tcPr>
+          <w:p>
+            <w:r>
+              <w:t>Async job status (queued/running/done/error)</w:t>
+            </w:r>
+          </w:p>
+        </w:tc>
+      </w:tr>
+      <w:tr>
+        <w:tc>
+          <w:tcPr>
+            <w:tcW w:type="dxa" w:w="3009"/>
+          </w:tcPr>
+          <w:p>
+            <w:r>
+              <w:t>site_leads/{id}.crm_status</w:t>
+            </w:r>
+          </w:p>
+        </w:tc>
+        <w:tc>
+          <w:tcPr>
+            <w:tcW w:type="dxa" w:w="3009"/>
+          </w:tcPr>
+          <w:p>
+            <w:r>
+              <w:t>push_and_sync.py, template_sync.py</w:t>
+            </w:r>
+          </w:p>
+        </w:tc>
+        <w:tc>
+          <w:tcPr>
+            <w:tcW w:type="dxa" w:w="3009"/>
+          </w:tcPr>
+          <w:p>
+            <w:r>
+              <w:t>CRM status written back</w:t>
+            </w:r>
+          </w:p>
+        </w:tc>
+      </w:tr>
+      <w:tr>
+        <w:tc>
+          <w:tcPr>
+            <w:tcW w:type="dxa" w:w="3009"/>
+          </w:tcPr>
+          <w:p>
+            <w:r>
+              <w:t>site_leads/{id}.crm_sales_person</w:t>
+            </w:r>
+          </w:p>
+        </w:tc>
+        <w:tc>
+          <w:tcPr>
+            <w:tcW w:type="dxa" w:w="3009"/>
+          </w:tcPr>
+          <w:p>
+            <w:r>
+              <w:t>push_and_sync.py, template_sync.py</w:t>
+            </w:r>
+          </w:p>
+        </w:tc>
+        <w:tc>
+          <w:tcPr>
+            <w:tcW w:type="dxa" w:w="3009"/>
+          </w:tcPr>
+          <w:p>
+            <w:r>
+              <w:t>Salesperson written back</w:t>
+            </w:r>
+          </w:p>
+        </w:tc>
+      </w:tr>
+      <w:tr>
+        <w:tc>
+          <w:tcPr>
+            <w:tcW w:type="dxa" w:w="3009"/>
+          </w:tcPr>
+          <w:p>
+            <w:r>
+              <w:t>site_leads/{id}.crm_date</w:t>
+            </w:r>
+          </w:p>
+        </w:tc>
+        <w:tc>
+          <w:tcPr>
+            <w:tcW w:type="dxa" w:w="3009"/>
+          </w:tcPr>
+          <w:p>
+            <w:r>
+              <w:t>push_and_sync.py, template_sync.py</w:t>
+            </w:r>
+          </w:p>
+        </w:tc>
+        <w:tc>
+          <w:tcPr>
+            <w:tcW w:type="dxa" w:w="3009"/>
+          </w:tcPr>
+          <w:p>
+            <w:r>
+              <w:t>Date written back</w:t>
+            </w:r>
+          </w:p>
+        </w:tc>
+      </w:tr>
+    </w:tbl>
+    <w:p/>
+    <w:p>
+      <w:pPr>
+        <w:pStyle w:val="Heading2"/>
+      </w:pPr>
+      <w:r>
+        <w:t>API Endpoints</w:t>
+      </w:r>
+    </w:p>
+    <w:tbl>
+      <w:tblPr>
+        <w:tblW w:type="auto" w:w="0"/>
+        <w:tblLook w:firstColumn="1" w:firstRow="1" w:lastColumn="0" w:lastRow="0" w:noHBand="0" w:noVBand="1" w:val="04A0"/>
+        <w:tblBorders>
+          <w:top w:val="single" w:sz="4" w:color="999999"/>
+          <w:left w:val="single" w:sz="4" w:color="999999"/>
+          <w:bottom w:val="single" w:sz="4" w:color="999999"/>
+          <w:right w:val="single" w:sz="4" w:color="999999"/>
+          <w:insideH w:val="single" w:sz="4" w:color="999999"/>
+          <w:insideV w:val="single" w:sz="4" w:color="999999"/>
+        </w:tblBorders>
+      </w:tblPr>
+      <w:tblGrid>
+        <w:gridCol w:w="3009"/>
+        <w:gridCol w:w="3009"/>
+        <w:gridCol w:w="3009"/>
+      </w:tblGrid>
+      <w:tr>
+        <w:tc>
+          <w:tcPr>
+            <w:tcW w:type="dxa" w:w="3009"/>
+          </w:tcPr>
+          <w:p>
+            <w:r>
+              <w:rPr>
+                <w:b/>
+              </w:rPr>
+              <w:t>Endpoint</w:t>
+            </w:r>
+          </w:p>
+        </w:tc>
+        <w:tc>
+          <w:tcPr>
+            <w:tcW w:type="dxa" w:w="3009"/>
+          </w:tcPr>
+          <w:p>
+            <w:r>
+              <w:rPr>
+                <w:b/>
+              </w:rPr>
+              <w:t>Parameters</w:t>
+            </w:r>
+          </w:p>
+        </w:tc>
+        <w:tc>
+          <w:tcPr>
+            <w:tcW w:type="dxa" w:w="3009"/>
+          </w:tcPr>
+          <w:p>
+            <w:r>
+              <w:rPr>
+                <w:b/>
+              </w:rPr>
+              <w:t>Description</w:t>
+            </w:r>
+          </w:p>
+        </w:tc>
+      </w:tr>
+      <w:tr>
+        <w:tc>
+          <w:tcPr>
+            <w:tcW w:type="dxa" w:w="3009"/>
+          </w:tcPr>
+          <w:p>
+            <w:r>
+              <w:t>GET /api/crm/contact-sync</w:t>
+            </w:r>
+          </w:p>
+        </w:tc>
+        <w:tc>
+          <w:tcPr>
+            <w:tcW w:type="dxa" w:w="3009"/>
+          </w:tcPr>
+          <w:p>
+            <w:r>
+              <w:t>?countries=NO&amp;max=500&amp;min_pages=500</w:t>
+            </w:r>
+          </w:p>
+        </w:tc>
+        <w:tc>
+          <w:tcPr>
+            <w:tcW w:type="dxa" w:w="3009"/>
+          </w:tcPr>
+          <w:p>
+            <w:r>
+              <w:t>Import contacts (async)</w:t>
+            </w:r>
+          </w:p>
+        </w:tc>
+      </w:tr>
+      <w:tr>
+        <w:tc>
+          <w:tcPr>
+            <w:tcW w:type="dxa" w:w="3009"/>
+          </w:tcPr>
+          <w:p>
+            <w:r>
+              <w:t>GET /api/crm/push-and-sync</w:t>
+            </w:r>
+          </w:p>
+        </w:tc>
+        <w:tc>
+          <w:tcPr>
+            <w:tcW w:type="dxa" w:w="3009"/>
+          </w:tcPr>
+          <w:p>
+            <w:r>
+              <w:t>—</w:t>
+            </w:r>
+          </w:p>
+        </w:tc>
+        <w:tc>
+          <w:tcPr>
+            <w:tcW w:type="dxa" w:w="3009"/>
+          </w:tcPr>
+          <w:p>
+            <w:r>
+              <w:t>Push selected + sync (async)</w:t>
+            </w:r>
+          </w:p>
+        </w:tc>
+      </w:tr>
+      <w:tr>
+        <w:tc>
+          <w:tcPr>
+            <w:tcW w:type="dxa" w:w="3009"/>
+          </w:tcPr>
+          <w:p>
+            <w:r>
+              <w:t>GET /api/crm/template-sync</w:t>
+            </w:r>
+          </w:p>
+        </w:tc>
+        <w:tc>
+          <w:tcPr>
+            <w:tcW w:type="dxa" w:w="3009"/>
+          </w:tcPr>
+          <w:p>
+            <w:r>
+              <w:t>—</w:t>
+            </w:r>
+          </w:p>
+        </w:tc>
+        <w:tc>
+          <w:tcPr>
+            <w:tcW w:type="dxa" w:w="3009"/>
+          </w:tcPr>
+          <w:p>
+            <w:r>
+              <w:t>Sync CRM Template (async)</w:t>
+            </w:r>
+          </w:p>
+        </w:tc>
+      </w:tr>
+      <w:tr>
+        <w:tc>
+          <w:tcPr>
+            <w:tcW w:type="dxa" w:w="3009"/>
+          </w:tcPr>
+          <w:p>
+            <w:r>
+              <w:t>GET /api/crm/status/{job_id}</w:t>
+            </w:r>
+          </w:p>
+        </w:tc>
+        <w:tc>
+          <w:tcPr>
+            <w:tcW w:type="dxa" w:w="3009"/>
+          </w:tcPr>
+          <w:p>
+            <w:r>
+              <w:t>—</w:t>
+            </w:r>
+          </w:p>
+        </w:tc>
+        <w:tc>
+          <w:tcPr>
+            <w:tcW w:type="dxa" w:w="3009"/>
+          </w:tcPr>
+          <w:p>
+            <w:r>
+              <w:t>Poll job status</w:t>
+            </w:r>
+          </w:p>
+        </w:tc>
+      </w:tr>
+      <w:tr>
+        <w:tc>
+          <w:tcPr>
+            <w:tcW w:type="dxa" w:w="3009"/>
+          </w:tcPr>
+          <w:p>
+            <w:r>
+              <w:t>GET /api/crm/jobs</w:t>
+            </w:r>
+          </w:p>
+        </w:tc>
+        <w:tc>
+          <w:tcPr>
+            <w:tcW w:type="dxa" w:w="3009"/>
+          </w:tcPr>
+          <w:p>
+            <w:r>
+              <w:t>?limit=10</w:t>
+            </w:r>
+          </w:p>
+        </w:tc>
+        <w:tc>
+          <w:tcPr>
+            <w:tcW w:type="dxa" w:w="3009"/>
+          </w:tcPr>
+          <w:p>
+            <w:r>
+              <w:t>List last N jobs</w:t>
+            </w:r>
+          </w:p>
+        </w:tc>
+      </w:tr>
+    </w:tbl>
+    <w:p/>
+    <w:p>
+      <w:pPr>
+        <w:pStyle w:val="Heading2"/>
+      </w:pPr>
+      <w:r>
+        <w:t>Key URLs</w:t>
+      </w:r>
+    </w:p>
+    <w:tbl>
+      <w:tblPr>
+        <w:tblW w:type="auto" w:w="0"/>
+        <w:tblLook w:firstColumn="1" w:firstRow="1" w:lastColumn="0" w:lastRow="0" w:noHBand="0" w:noVBand="1" w:val="04A0"/>
+        <w:tblBorders>
+          <w:top w:val="single" w:sz="4" w:color="999999"/>
+          <w:left w:val="single" w:sz="4" w:color="999999"/>
+          <w:bottom w:val="single" w:sz="4" w:color="999999"/>
+          <w:right w:val="single" w:sz="4" w:color="999999"/>
+          <w:insideH w:val="single" w:sz="4" w:color="999999"/>
+          <w:insideV w:val="single" w:sz="4" w:color="999999"/>
+        </w:tblBorders>
+      </w:tblPr>
+      <w:tblGrid>
+        <w:gridCol w:w="4513"/>
+        <w:gridCol w:w="4513"/>
+      </w:tblGrid>
+      <w:tr>
+        <w:tc>
+          <w:tcPr>
+            <w:tcW w:type="dxa" w:w="4513"/>
+          </w:tcPr>
+          <w:p>
+            <w:r>
+              <w:rPr>
+                <w:b/>
+              </w:rPr>
+              <w:t>Resource</w:t>
+            </w:r>
+          </w:p>
+        </w:tc>
+        <w:tc>
+          <w:tcPr>
+            <w:tcW w:type="dxa" w:w="4513"/>
+          </w:tcPr>
+          <w:p>
+            <w:r>
+              <w:rPr>
+                <w:b/>
+              </w:rPr>
+              <w:t>URL</w:t>
+            </w:r>
+          </w:p>
+        </w:tc>
+      </w:tr>
+      <w:tr>
+        <w:tc>
+          <w:tcPr>
+            <w:tcW w:type="dxa" w:w="4513"/>
+          </w:tcPr>
+          <w:p>
+            <w:r>
+              <w:t>Dashboard</w:t>
+            </w:r>
+          </w:p>
+        </w:tc>
+        <w:tc>
+          <w:tcPr>
+            <w:tcW w:type="dxa" w:w="4513"/>
+          </w:tcPr>
+          <w:p>
+            <w:r>
+              <w:t>https://blueboot-market.web.app/</w:t>
+            </w:r>
+          </w:p>
+        </w:tc>
+      </w:tr>
+      <w:tr>
+        <w:tc>
+          <w:tcPr>
+            <w:tcW w:type="dxa" w:w="4513"/>
+          </w:tcPr>
+          <w:p>
+            <w:r>
+              <w:t>API</w:t>
+            </w:r>
+          </w:p>
+        </w:tc>
+        <w:tc>
+          <w:tcPr>
+            <w:tcW w:type="dxa" w:w="4513"/>
+          </w:tcPr>
+          <w:p>
+            <w:r>
+              <w:t>https://us-central1-blueboot-market.cloudfunctions.net/crmApi</w:t>
+            </w:r>
+          </w:p>
+        </w:tc>
+      </w:tr>
+      <w:tr>
+        <w:tc>
+          <w:tcPr>
+            <w:tcW w:type="dxa" w:w="4513"/>
+          </w:tcPr>
+          <w:p>
+            <w:r>
+              <w:t>Contact Sheet</w:t>
+            </w:r>
+          </w:p>
+        </w:tc>
+        <w:tc>
+          <w:tcPr>
+            <w:tcW w:type="dxa" w:w="4513"/>
+          </w:tcPr>
+          <w:p>
+            <w:r>
+              <w:t>https://docs.google.com/spreadsheets/d/1aMglV53NiMEArjld37HN5cxliyNRGzIP2mrM4kwlupA</w:t>
+            </w:r>
+          </w:p>
+        </w:tc>
+      </w:tr>
+      <w:tr>
+        <w:tc>
+          <w:tcPr>
+            <w:tcW w:type="dxa" w:w="4513"/>
+          </w:tcPr>
+          <w:p>
+            <w:r>
+              <w:t>CRM Template</w:t>
+            </w:r>
+          </w:p>
+        </w:tc>
+        <w:tc>
+          <w:tcPr>
+            <w:tcW w:type="dxa" w:w="4513"/>
+          </w:tcPr>
+          <w:p>
+            <w:r>
+              <w:t>https://docs.google.com/spreadsheets/d/1b1kGKIldeawESH3RYiYjOqRFXRR5kG_81qYRFZI1gSY</w:t>
             </w:r>
           </w:p>
         </w:tc>
